--- a/Pekan03/Modul3_707012400122_Muhammad Anantha Mahardika Ridwan.docx
+++ b/Pekan03/Modul3_707012400122_Muhammad Anantha Mahardika Ridwan.docx
@@ -4447,17 +4447,9 @@
         <w:rPr>
           <w:lang w:val="en-US"/>
         </w:rPr>
-        <w:t>halaman_</w:t>
-      </w:r>
-      <w:proofErr w:type="gramStart"/>
-      <w:r>
-        <w:rPr>
-          <w:lang w:val="en-US"/>
-        </w:rPr>
-        <w:t>warga.dart</w:t>
+        <w:t>halaman_warga.dart</w:t>
       </w:r>
       <w:proofErr w:type="spellEnd"/>
-      <w:proofErr w:type="gramEnd"/>
     </w:p>
     <w:p>
       <w:pPr>
@@ -5025,7 +5017,6 @@
         <w:t xml:space="preserve"> </w:t>
       </w:r>
       <w:proofErr w:type="spellStart"/>
-      <w:proofErr w:type="gramStart"/>
       <w:r>
         <w:rPr>
           <w:lang w:val="en-US"/>
@@ -5033,7 +5024,6 @@
         <w:t>context.read</w:t>
       </w:r>
       <w:proofErr w:type="spellEnd"/>
-      <w:proofErr w:type="gramEnd"/>
       <w:r>
         <w:rPr>
           <w:lang w:val="en-US"/>
@@ -5083,7 +5073,6 @@
         <w:t xml:space="preserve"> dan </w:t>
       </w:r>
       <w:proofErr w:type="spellStart"/>
-      <w:proofErr w:type="gramStart"/>
       <w:r>
         <w:rPr>
           <w:lang w:val="en-US"/>
@@ -5091,7 +5080,6 @@
         <w:t>context.watch</w:t>
       </w:r>
       <w:proofErr w:type="spellEnd"/>
-      <w:proofErr w:type="gramEnd"/>
       <w:r>
         <w:rPr>
           <w:lang w:val="en-US"/>
@@ -5309,7 +5297,6 @@
         <w:t xml:space="preserve"> </w:t>
       </w:r>
       <w:proofErr w:type="spellStart"/>
-      <w:proofErr w:type="gramStart"/>
       <w:r>
         <w:rPr>
           <w:lang w:val="en-US"/>
@@ -5317,7 +5304,6 @@
         <w:t>context.select</w:t>
       </w:r>
       <w:proofErr w:type="spellEnd"/>
-      <w:proofErr w:type="gramEnd"/>
       <w:r>
         <w:rPr>
           <w:lang w:val="en-US"/>
@@ -5556,7 +5542,6 @@
         <w:t xml:space="preserve"> punya </w:t>
       </w:r>
       <w:proofErr w:type="spellStart"/>
-      <w:proofErr w:type="gramStart"/>
       <w:r>
         <w:rPr>
           <w:lang w:val="en-US"/>
@@ -5564,7 +5549,6 @@
         <w:t>pubspec.yaml</w:t>
       </w:r>
       <w:proofErr w:type="spellEnd"/>
-      <w:proofErr w:type="gramEnd"/>
       <w:r>
         <w:rPr>
           <w:lang w:val="en-US"/>
@@ -5583,21 +5567,7 @@
         <w:rPr>
           <w:lang w:val="en-US"/>
         </w:rPr>
-        <w:t xml:space="preserve"> flutter </w:t>
-      </w:r>
-      <w:proofErr w:type="gramStart"/>
-      <w:r>
-        <w:rPr>
-          <w:lang w:val="en-US"/>
-        </w:rPr>
-        <w:t>create .</w:t>
-      </w:r>
-      <w:proofErr w:type="gramEnd"/>
-      <w:r>
-        <w:rPr>
-          <w:lang w:val="en-US"/>
-        </w:rPr>
-        <w:t xml:space="preserve"> --project-name nusantara_cerdas_nav_707012400122, </w:t>
+        <w:t xml:space="preserve"> flutter create . --project-name nusantara_cerdas_nav_707012400122, </w:t>
       </w:r>
       <w:proofErr w:type="spellStart"/>
       <w:r>
@@ -5656,7 +5626,7 @@
           <w:rPr>
             <w:rStyle w:val="Hyperlink"/>
           </w:rPr>
-          <w:t>https://github.com/theweeknd-rdr/PBBL-Modul3.git</w:t>
+          <w:t>https://github.com/ThaMhrdk/PratikumPPBL</w:t>
         </w:r>
       </w:hyperlink>
     </w:p>
@@ -5666,14 +5636,6 @@
         <w:spacing w:before="43"/>
         <w:ind w:left="23"/>
       </w:pPr>
-      <w:hyperlink r:id="rId43" w:history="1">
-        <w:r>
-          <w:rPr>
-            <w:rStyle w:val="Hyperlink"/>
-          </w:rPr>
-          <w:t>https://github.com/theweeknd-rdr/PBBL-Modul3-Tugas-Praktikum_soal-1.git</w:t>
-        </w:r>
-      </w:hyperlink>
     </w:p>
     <w:p>
       <w:pPr>
@@ -5693,120 +5655,47 @@
       <w:pPr>
         <w:pStyle w:val="BodyText"/>
         <w:spacing w:before="43"/>
-        <w:ind w:left="23"/>
       </w:pPr>
     </w:p>
     <w:p>
       <w:pPr>
         <w:pStyle w:val="BodyText"/>
         <w:spacing w:before="43"/>
-        <w:ind w:left="23"/>
       </w:pPr>
     </w:p>
     <w:p>
       <w:pPr>
         <w:pStyle w:val="BodyText"/>
         <w:spacing w:before="43"/>
-        <w:ind w:left="23"/>
       </w:pPr>
     </w:p>
     <w:p>
       <w:pPr>
         <w:pStyle w:val="BodyText"/>
         <w:spacing w:before="43"/>
-        <w:ind w:left="23"/>
       </w:pPr>
     </w:p>
     <w:p>
       <w:pPr>
         <w:pStyle w:val="BodyText"/>
         <w:spacing w:before="43"/>
-        <w:ind w:left="23"/>
-      </w:pPr>
-    </w:p>
-    <w:p>
-      <w:pPr>
-        <w:pStyle w:val="BodyText"/>
-        <w:spacing w:before="43"/>
-        <w:ind w:left="23"/>
-      </w:pPr>
-    </w:p>
-    <w:p>
-      <w:pPr>
-        <w:pStyle w:val="BodyText"/>
-        <w:spacing w:before="43"/>
-        <w:ind w:left="23"/>
-      </w:pPr>
-    </w:p>
-    <w:p>
-      <w:pPr>
-        <w:pStyle w:val="BodyText"/>
-        <w:spacing w:before="43"/>
-        <w:ind w:left="23"/>
-      </w:pPr>
-    </w:p>
-    <w:p>
-      <w:pPr>
-        <w:pStyle w:val="BodyText"/>
-        <w:spacing w:before="43"/>
-        <w:ind w:left="23"/>
-      </w:pPr>
-    </w:p>
-    <w:p>
-      <w:pPr>
-        <w:pStyle w:val="BodyText"/>
-        <w:spacing w:before="43"/>
-        <w:ind w:left="23"/>
-      </w:pPr>
-    </w:p>
-    <w:p>
-      <w:pPr>
-        <w:pStyle w:val="BodyText"/>
-        <w:spacing w:before="43"/>
-        <w:ind w:left="23"/>
-      </w:pPr>
-    </w:p>
-    <w:p>
-      <w:pPr>
-        <w:pStyle w:val="BodyText"/>
-        <w:spacing w:before="43"/>
-        <w:ind w:left="23"/>
-      </w:pPr>
-    </w:p>
-    <w:p>
-      <w:pPr>
-        <w:pStyle w:val="BodyText"/>
-        <w:spacing w:before="43"/>
-        <w:ind w:left="23"/>
-      </w:pPr>
-    </w:p>
-    <w:p>
-      <w:pPr>
-        <w:pStyle w:val="BodyText"/>
-        <w:spacing w:before="43"/>
-        <w:ind w:left="23"/>
-      </w:pPr>
-    </w:p>
-    <w:p>
-      <w:pPr>
-        <w:pStyle w:val="BodyText"/>
-        <w:spacing w:before="43"/>
-        <w:ind w:left="23"/>
-      </w:pPr>
-    </w:p>
-    <w:p>
-      <w:pPr>
-        <w:pStyle w:val="BodyText"/>
-        <w:spacing w:before="43"/>
-        <w:ind w:left="23"/>
-      </w:pPr>
-    </w:p>
-    <w:p>
-      <w:pPr>
-        <w:pStyle w:val="BodyText"/>
-        <w:spacing w:before="43"/>
-        <w:ind w:left="23"/>
-      </w:pPr>
+        <w:jc w:val="center"/>
+        <w:rPr>
+          <w:b/>
+          <w:bCs/>
+          <w:sz w:val="36"/>
+          <w:szCs w:val="36"/>
+        </w:rPr>
+      </w:pPr>
+      <w:r>
+        <w:rPr>
+          <w:b/>
+          <w:bCs/>
+          <w:sz w:val="36"/>
+          <w:szCs w:val="36"/>
+        </w:rPr>
+        <w:t>TERIMA KASIH</w:t>
+      </w:r>
     </w:p>
     <w:sectPr>
       <w:pgSz w:w="11910" w:h="16840"/>
